--- a/matematicas_2BACHCCSS/examenes/ctrl_probabilidad.docx
+++ b/matematicas_2BACHCCSS/examenes/ctrl_probabilidad.docx
@@ -4,7 +4,8 @@
   <w:body>
     <w:tbl>
       <w:tblPr>
-        <w:tblW w:w="9087" w:type="dxa"/>
+        <w:tblpPr w:leftFromText="141" w:rightFromText="141" w:vertAnchor="page" w:horzAnchor="page" w:tblpX="420" w:tblpY="486"/>
+        <w:tblW w:w="11052" w:type="dxa"/>
         <w:tblCellMar>
           <w:top w:w="15" w:type="dxa"/>
           <w:left w:w="15" w:type="dxa"/>
@@ -14,9 +15,9 @@
         <w:tblLook w:val="04A0" w:firstRow="1" w:lastRow="0" w:firstColumn="1" w:lastColumn="0" w:noHBand="0" w:noVBand="1"/>
       </w:tblPr>
       <w:tblGrid>
-        <w:gridCol w:w="1598"/>
-        <w:gridCol w:w="5788"/>
-        <w:gridCol w:w="1701"/>
+        <w:gridCol w:w="1592"/>
+        <w:gridCol w:w="5794"/>
+        <w:gridCol w:w="3666"/>
       </w:tblGrid>
       <w:tr>
         <w:trPr>
@@ -57,7 +58,7 @@
                 <w:lang w:eastAsia="es-ES"/>
               </w:rPr>
               <w:drawing>
-                <wp:inline distT="0" distB="0" distL="0" distR="0" wp14:anchorId="61D97B38" wp14:editId="6F590D06">
+                <wp:inline distT="0" distB="0" distL="0" distR="0" wp14:anchorId="551B0459" wp14:editId="08829FD4">
                   <wp:extent cx="981075" cy="866775"/>
                   <wp:effectExtent l="0" t="0" r="9525" b="9525"/>
                   <wp:docPr id="3" name="Imagen 3" descr="Un dibujo animado con letras&#10;&#10;Descripción generada automáticamente con confianza media"/>
@@ -109,7 +110,7 @@
         </w:tc>
         <w:tc>
           <w:tcPr>
-            <w:tcW w:w="7459" w:type="dxa"/>
+            <w:tcW w:w="9460" w:type="dxa"/>
             <w:gridSpan w:val="2"/>
             <w:tcBorders>
               <w:top w:val="single" w:sz="4" w:space="0" w:color="000000"/>
@@ -201,7 +202,7 @@
         </w:tc>
         <w:tc>
           <w:tcPr>
-            <w:tcW w:w="5758" w:type="dxa"/>
+            <w:tcW w:w="5794" w:type="dxa"/>
             <w:tcBorders>
               <w:top w:val="single" w:sz="4" w:space="0" w:color="000000"/>
               <w:left w:val="single" w:sz="4" w:space="0" w:color="000000"/>
@@ -235,73 +236,13 @@
                 <w:szCs w:val="24"/>
                 <w:lang w:eastAsia="es-ES"/>
               </w:rPr>
-              <w:t>GLOBAL</w:t>
-            </w:r>
-            <w:r>
-              <w:rPr>
-                <w:rFonts w:ascii="Arial Black" w:eastAsia="Times New Roman" w:hAnsi="Arial Black" w:cs="Times New Roman"/>
-                <w:b/>
-                <w:bCs/>
-                <w:color w:val="808080"/>
-                <w:sz w:val="24"/>
-                <w:szCs w:val="24"/>
-                <w:lang w:eastAsia="es-ES"/>
-              </w:rPr>
-              <w:t xml:space="preserve"> </w:t>
-            </w:r>
-            <w:r>
-              <w:rPr>
-                <w:rFonts w:ascii="Arial Black" w:eastAsia="Times New Roman" w:hAnsi="Arial Black" w:cs="Times New Roman"/>
-                <w:b/>
-                <w:bCs/>
-                <w:color w:val="808080"/>
-                <w:sz w:val="24"/>
-                <w:szCs w:val="24"/>
-                <w:lang w:eastAsia="es-ES"/>
-              </w:rPr>
-              <w:t>2</w:t>
-            </w:r>
-            <w:r>
-              <w:rPr>
-                <w:rFonts w:ascii="Arial Black" w:eastAsia="Times New Roman" w:hAnsi="Arial Black" w:cs="Times New Roman"/>
-                <w:b/>
-                <w:bCs/>
-                <w:color w:val="808080"/>
-                <w:sz w:val="24"/>
-                <w:szCs w:val="24"/>
-                <w:lang w:eastAsia="es-ES"/>
-              </w:rPr>
-              <w:t>ªEV</w:t>
-            </w:r>
-            <w:r>
-              <w:rPr>
-                <w:rFonts w:ascii="Arial Black" w:eastAsia="Times New Roman" w:hAnsi="Arial Black" w:cs="Times New Roman"/>
-                <w:b/>
-                <w:bCs/>
-                <w:color w:val="808080"/>
-                <w:sz w:val="24"/>
-                <w:szCs w:val="24"/>
-                <w:lang w:eastAsia="es-ES"/>
-              </w:rPr>
-              <w:t xml:space="preserve">: </w:t>
-            </w:r>
-            <w:r>
-              <w:rPr>
-                <w:rFonts w:ascii="Arial Black" w:eastAsia="Times New Roman" w:hAnsi="Arial Black" w:cs="Times New Roman"/>
-                <w:b/>
-                <w:bCs/>
-                <w:color w:val="808080"/>
-                <w:sz w:val="24"/>
-                <w:szCs w:val="24"/>
-                <w:lang w:eastAsia="es-ES"/>
-              </w:rPr>
-              <w:t>Análisis y Álgebra</w:t>
+              <w:t>CONTROL 3ªEV: Probabilidad</w:t>
             </w:r>
           </w:p>
         </w:tc>
         <w:tc>
           <w:tcPr>
-            <w:tcW w:w="1701" w:type="dxa"/>
+            <w:tcW w:w="3666" w:type="dxa"/>
             <w:vMerge w:val="restart"/>
             <w:tcBorders>
               <w:top w:val="single" w:sz="4" w:space="0" w:color="000000"/>
@@ -418,7 +359,7 @@
         </w:tc>
         <w:tc>
           <w:tcPr>
-            <w:tcW w:w="5758" w:type="dxa"/>
+            <w:tcW w:w="5794" w:type="dxa"/>
             <w:tcBorders>
               <w:top w:val="single" w:sz="4" w:space="0" w:color="000000"/>
               <w:left w:val="single" w:sz="4" w:space="0" w:color="000000"/>
@@ -456,47 +397,7 @@
                 <w:szCs w:val="24"/>
                 <w:lang w:eastAsia="es-ES"/>
               </w:rPr>
-              <w:t>16</w:t>
-            </w:r>
-            <w:r>
-              <w:rPr>
-                <w:rFonts w:ascii="Arial" w:eastAsia="Times New Roman" w:hAnsi="Arial" w:cs="Arial"/>
-                <w:color w:val="000000"/>
-                <w:sz w:val="24"/>
-                <w:szCs w:val="24"/>
-                <w:lang w:eastAsia="es-ES"/>
-              </w:rPr>
-              <w:t xml:space="preserve"> </w:t>
-            </w:r>
-            <w:r>
-              <w:rPr>
-                <w:rFonts w:ascii="Arial" w:eastAsia="Times New Roman" w:hAnsi="Arial" w:cs="Arial"/>
-                <w:color w:val="000000"/>
-                <w:sz w:val="24"/>
-                <w:szCs w:val="24"/>
-                <w:lang w:eastAsia="es-ES"/>
-              </w:rPr>
-              <w:t>Febrero</w:t>
-            </w:r>
-            <w:r>
-              <w:rPr>
-                <w:rFonts w:ascii="Arial" w:eastAsia="Times New Roman" w:hAnsi="Arial" w:cs="Arial"/>
-                <w:color w:val="000000"/>
-                <w:sz w:val="24"/>
-                <w:szCs w:val="24"/>
-                <w:lang w:eastAsia="es-ES"/>
-              </w:rPr>
-              <w:t xml:space="preserve"> 202</w:t>
-            </w:r>
-            <w:r>
-              <w:rPr>
-                <w:rFonts w:ascii="Arial" w:eastAsia="Times New Roman" w:hAnsi="Arial" w:cs="Arial"/>
-                <w:color w:val="000000"/>
-                <w:sz w:val="24"/>
-                <w:szCs w:val="24"/>
-                <w:lang w:eastAsia="es-ES"/>
-              </w:rPr>
-              <w:t>6</w:t>
+              <w:t>12 marzo 2026</w:t>
             </w:r>
             <w:r>
               <w:rPr>
@@ -512,7 +413,7 @@
         </w:tc>
         <w:tc>
           <w:tcPr>
-            <w:tcW w:w="1701" w:type="dxa"/>
+            <w:tcW w:w="3666" w:type="dxa"/>
             <w:vMerge/>
             <w:tcBorders>
               <w:top w:val="single" w:sz="4" w:space="0" w:color="000000"/>
@@ -577,7 +478,7 @@
         </w:tc>
         <w:tc>
           <w:tcPr>
-            <w:tcW w:w="1701" w:type="dxa"/>
+            <w:tcW w:w="3666" w:type="dxa"/>
             <w:vMerge/>
             <w:tcBorders>
               <w:top w:val="single" w:sz="4" w:space="0" w:color="000000"/>
@@ -607,7 +508,7 @@
         </w:trPr>
         <w:tc>
           <w:tcPr>
-            <w:tcW w:w="9087" w:type="dxa"/>
+            <w:tcW w:w="11052" w:type="dxa"/>
             <w:gridSpan w:val="3"/>
             <w:tcBorders>
               <w:top w:val="single" w:sz="4" w:space="0" w:color="000000"/>
@@ -627,26 +528,17 @@
                 <w:lang w:eastAsia="es-ES"/>
               </w:rPr>
             </w:pPr>
-            <w:r>
-              <w:rPr>
-                <w:rFonts w:ascii="Times New Roman" w:eastAsia="Times New Roman" w:hAnsi="Times New Roman" w:cs="Times New Roman"/>
-                <w:b/>
-                <w:bCs/>
-                <w:sz w:val="24"/>
-                <w:szCs w:val="24"/>
-                <w:lang w:eastAsia="es-ES"/>
-              </w:rPr>
-              <w:t>Instrucciones</w:t>
-            </w:r>
-            <w:r>
+          </w:p>
+          <w:p>
+            <w:pPr>
+              <w:spacing w:after="0" w:line="240" w:lineRule="auto"/>
               <w:rPr>
                 <w:rFonts w:ascii="Times New Roman" w:eastAsia="Times New Roman" w:hAnsi="Times New Roman" w:cs="Times New Roman"/>
                 <w:sz w:val="24"/>
                 <w:szCs w:val="24"/>
                 <w:lang w:eastAsia="es-ES"/>
               </w:rPr>
-              <w:t>: Cada pregunta constará de un total de 2,5 puntos repartidos de manera equitativa entre sus apartados.</w:t>
-            </w:r>
+            </w:pPr>
           </w:p>
         </w:tc>
       </w:tr>
@@ -657,12 +549,16 @@
           <w:rFonts w:ascii="Arial" w:hAnsi="Arial" w:cs="Arial"/>
           <w:sz w:val="24"/>
           <w:szCs w:val="24"/>
-          <w:lang w:val="es-ES_tradnl"/>
         </w:rPr>
       </w:pPr>
     </w:p>
     <w:p>
       <w:pPr>
+        <w:pStyle w:val="ListParagraph"/>
+        <w:numPr>
+          <w:ilvl w:val="0"/>
+          <w:numId w:val="34"/>
+        </w:numPr>
         <w:rPr>
           <w:rFonts w:ascii="Arial" w:hAnsi="Arial" w:cs="Arial"/>
           <w:sz w:val="24"/>
@@ -675,14 +571,105 @@
           <w:sz w:val="24"/>
           <w:szCs w:val="24"/>
         </w:rPr>
-        <w:t>En un instituto hay dos grupos de alumnos que se presentan a una prueba de matemáticas:</w:t>
+        <w:t>En un instituto hay dos grupos de alumnos que se presentan a una prueba de</w:t>
+      </w:r>
+      <w:r>
+        <w:rPr>
+          <w:rFonts w:ascii="Arial" w:hAnsi="Arial" w:cs="Arial"/>
+          <w:sz w:val="24"/>
+          <w:szCs w:val="24"/>
+        </w:rPr>
+        <w:t xml:space="preserve"> </w:t>
+      </w:r>
+      <w:r>
+        <w:rPr>
+          <w:rFonts w:ascii="Arial" w:hAnsi="Arial" w:cs="Arial"/>
+          <w:sz w:val="24"/>
+          <w:szCs w:val="24"/>
+        </w:rPr>
+        <w:t>matemáticas</w:t>
+      </w:r>
+      <w:r>
+        <w:rPr>
+          <w:rFonts w:ascii="Arial" w:hAnsi="Arial" w:cs="Arial"/>
+          <w:sz w:val="24"/>
+          <w:szCs w:val="24"/>
+        </w:rPr>
+        <w:t xml:space="preserve">. </w:t>
+      </w:r>
+      <w:r>
+        <w:rPr>
+          <w:rFonts w:ascii="Arial" w:hAnsi="Arial" w:cs="Arial"/>
+          <w:sz w:val="24"/>
+          <w:szCs w:val="24"/>
+        </w:rPr>
+        <w:t>El 60 % de los alumnos pertenece al grupo A y el 40 % al grupo B.</w:t>
+      </w:r>
+      <w:r>
+        <w:rPr>
+          <w:rFonts w:ascii="Arial" w:hAnsi="Arial" w:cs="Arial"/>
+          <w:sz w:val="24"/>
+          <w:szCs w:val="24"/>
+        </w:rPr>
+        <w:t xml:space="preserve"> </w:t>
+      </w:r>
+      <w:r>
+        <w:rPr>
+          <w:rFonts w:ascii="Arial" w:hAnsi="Arial" w:cs="Arial"/>
+          <w:sz w:val="24"/>
+          <w:szCs w:val="24"/>
+        </w:rPr>
+        <w:t>En el grupo A, el 70 % de los alumnos aprueba la prueba.</w:t>
+      </w:r>
+      <w:r>
+        <w:rPr>
+          <w:rFonts w:ascii="Arial" w:hAnsi="Arial" w:cs="Arial"/>
+          <w:sz w:val="24"/>
+          <w:szCs w:val="24"/>
+        </w:rPr>
+        <w:t xml:space="preserve"> </w:t>
+      </w:r>
+      <w:r>
+        <w:rPr>
+          <w:rFonts w:ascii="Arial" w:hAnsi="Arial" w:cs="Arial"/>
+          <w:sz w:val="24"/>
+          <w:szCs w:val="24"/>
+        </w:rPr>
+        <w:t>En el grupo B, el 50 % de los alumnos aprueba la prueba.</w:t>
+      </w:r>
+      <w:r>
+        <w:rPr>
+          <w:rFonts w:ascii="Arial" w:hAnsi="Arial" w:cs="Arial"/>
+          <w:sz w:val="24"/>
+          <w:szCs w:val="24"/>
+        </w:rPr>
+        <w:t xml:space="preserve"> </w:t>
+      </w:r>
+      <w:r>
+        <w:rPr>
+          <w:rFonts w:ascii="Arial" w:hAnsi="Arial" w:cs="Arial"/>
+          <w:sz w:val="24"/>
+          <w:szCs w:val="24"/>
+        </w:rPr>
+        <w:t>Se elige un alumno al azar.</w:t>
       </w:r>
     </w:p>
     <w:p>
       <w:pPr>
+        <w:pStyle w:val="ListParagraph"/>
+        <w:rPr>
+          <w:rFonts w:ascii="Arial" w:hAnsi="Arial" w:cs="Arial"/>
+          <w:sz w:val="24"/>
+          <w:szCs w:val="24"/>
+        </w:rPr>
+      </w:pPr>
+    </w:p>
+    <w:p>
+      <w:pPr>
+        <w:pStyle w:val="ListParagraph"/>
         <w:numPr>
           <w:ilvl w:val="0"/>
-          <w:numId w:val="32"/>
+          <w:numId w:val="35"/>
         </w:numPr>
         <w:rPr>
           <w:rFonts w:ascii="Arial" w:hAnsi="Arial" w:cs="Arial"/>
@@ -696,161 +683,63 @@
           <w:sz w:val="24"/>
           <w:szCs w:val="24"/>
         </w:rPr>
-        <w:t xml:space="preserve">El </w:t>
+        <w:t>Representa la situación mediante un árbol de probabilidades.</w:t>
       </w:r>
       <w:r>
         <w:rPr>
           <w:rFonts w:ascii="Arial" w:hAnsi="Arial" w:cs="Arial"/>
-          <w:b/>
-          <w:bCs/>
-          <w:sz w:val="24"/>
-          <w:szCs w:val="24"/>
-        </w:rPr>
-        <w:t>60 %</w:t>
-      </w:r>
-      <w:r>
-        <w:rPr>
-          <w:rFonts w:ascii="Arial" w:hAnsi="Arial" w:cs="Arial"/>
-          <w:sz w:val="24"/>
-          <w:szCs w:val="24"/>
-        </w:rPr>
-        <w:t xml:space="preserve"> de los alumnos pertenece al </w:t>
-      </w:r>
-      <w:r>
-        <w:rPr>
-          <w:rFonts w:ascii="Arial" w:hAnsi="Arial" w:cs="Arial"/>
-          <w:b/>
-          <w:bCs/>
-          <w:sz w:val="24"/>
-          <w:szCs w:val="24"/>
-        </w:rPr>
-        <w:t>grupo A</w:t>
-      </w:r>
-      <w:r>
-        <w:rPr>
-          <w:rFonts w:ascii="Arial" w:hAnsi="Arial" w:cs="Arial"/>
-          <w:sz w:val="24"/>
-          <w:szCs w:val="24"/>
-        </w:rPr>
-        <w:t xml:space="preserve"> y el </w:t>
-      </w:r>
-      <w:r>
-        <w:rPr>
-          <w:rFonts w:ascii="Arial" w:hAnsi="Arial" w:cs="Arial"/>
-          <w:b/>
-          <w:bCs/>
-          <w:sz w:val="24"/>
-          <w:szCs w:val="24"/>
-        </w:rPr>
-        <w:t>40 %</w:t>
-      </w:r>
-      <w:r>
-        <w:rPr>
-          <w:rFonts w:ascii="Arial" w:hAnsi="Arial" w:cs="Arial"/>
-          <w:sz w:val="24"/>
-          <w:szCs w:val="24"/>
-        </w:rPr>
-        <w:t xml:space="preserve"> al </w:t>
-      </w:r>
-      <w:r>
-        <w:rPr>
-          <w:rFonts w:ascii="Arial" w:hAnsi="Arial" w:cs="Arial"/>
-          <w:b/>
-          <w:bCs/>
-          <w:sz w:val="24"/>
-          <w:szCs w:val="24"/>
-        </w:rPr>
-        <w:t>grupo B</w:t>
-      </w:r>
-      <w:r>
-        <w:rPr>
-          <w:rFonts w:ascii="Arial" w:hAnsi="Arial" w:cs="Arial"/>
-          <w:sz w:val="24"/>
-          <w:szCs w:val="24"/>
-        </w:rPr>
-        <w:t>.</w:t>
+          <w:sz w:val="24"/>
+          <w:szCs w:val="24"/>
+        </w:rPr>
+        <w:t xml:space="preserve"> </w:t>
       </w:r>
     </w:p>
     <w:p>
       <w:pPr>
-        <w:numPr>
-          <w:ilvl w:val="0"/>
-          <w:numId w:val="32"/>
-        </w:numPr>
-        <w:rPr>
-          <w:rFonts w:ascii="Arial" w:hAnsi="Arial" w:cs="Arial"/>
-          <w:sz w:val="24"/>
-          <w:szCs w:val="24"/>
-        </w:rPr>
-      </w:pPr>
-      <w:r>
-        <w:rPr>
-          <w:rFonts w:ascii="Arial" w:hAnsi="Arial" w:cs="Arial"/>
-          <w:sz w:val="24"/>
-          <w:szCs w:val="24"/>
-        </w:rPr>
-        <w:t xml:space="preserve">En el </w:t>
-      </w:r>
-      <w:r>
+        <w:pStyle w:val="ListParagraph"/>
         <w:rPr>
           <w:rFonts w:ascii="Arial" w:hAnsi="Arial" w:cs="Arial"/>
           <w:b/>
           <w:bCs/>
-          <w:sz w:val="24"/>
-          <w:szCs w:val="24"/>
-        </w:rPr>
-        <w:t>grupo A</w:t>
-      </w:r>
-      <w:r>
-        <w:rPr>
-          <w:rFonts w:ascii="Arial" w:hAnsi="Arial" w:cs="Arial"/>
-          <w:sz w:val="24"/>
-          <w:szCs w:val="24"/>
-        </w:rPr>
-        <w:t xml:space="preserve">, el </w:t>
-      </w:r>
+          <w:i/>
+          <w:iCs/>
+          <w:sz w:val="24"/>
+          <w:szCs w:val="24"/>
+        </w:rPr>
+      </w:pPr>
       <w:r>
         <w:rPr>
           <w:rFonts w:ascii="Arial" w:hAnsi="Arial" w:cs="Arial"/>
           <w:b/>
           <w:bCs/>
-          <w:sz w:val="24"/>
-          <w:szCs w:val="24"/>
-        </w:rPr>
-        <w:t>70 %</w:t>
-      </w:r>
-      <w:r>
-        <w:rPr>
-          <w:rFonts w:ascii="Arial" w:hAnsi="Arial" w:cs="Arial"/>
-          <w:sz w:val="24"/>
-          <w:szCs w:val="24"/>
-        </w:rPr>
-        <w:t xml:space="preserve"> de los alumnos </w:t>
-      </w:r>
-      <w:r>
-        <w:rPr>
-          <w:rFonts w:ascii="Arial" w:hAnsi="Arial" w:cs="Arial"/>
-          <w:b/>
-          <w:bCs/>
-          <w:sz w:val="24"/>
-          <w:szCs w:val="24"/>
-        </w:rPr>
-        <w:t>aprueba</w:t>
-      </w:r>
-      <w:r>
-        <w:rPr>
-          <w:rFonts w:ascii="Arial" w:hAnsi="Arial" w:cs="Arial"/>
-          <w:sz w:val="24"/>
-          <w:szCs w:val="24"/>
-        </w:rPr>
-        <w:t xml:space="preserve"> la prueba.</w:t>
+          <w:i/>
+          <w:iCs/>
+          <w:sz w:val="24"/>
+          <w:szCs w:val="24"/>
+        </w:rPr>
+        <w:t>[1 puntos]</w:t>
       </w:r>
     </w:p>
     <w:p>
       <w:pPr>
+        <w:pStyle w:val="ListParagraph"/>
+        <w:rPr>
+          <w:rFonts w:ascii="Arial" w:hAnsi="Arial" w:cs="Arial"/>
+          <w:b/>
+          <w:bCs/>
+          <w:i/>
+          <w:iCs/>
+          <w:sz w:val="24"/>
+          <w:szCs w:val="24"/>
+        </w:rPr>
+      </w:pPr>
+    </w:p>
+    <w:p>
+      <w:pPr>
+        <w:pStyle w:val="ListParagraph"/>
         <w:numPr>
           <w:ilvl w:val="0"/>
-          <w:numId w:val="32"/>
+          <w:numId w:val="35"/>
         </w:numPr>
         <w:rPr>
           <w:rFonts w:ascii="Arial" w:hAnsi="Arial" w:cs="Arial"/>
@@ -864,67 +753,26 @@
           <w:sz w:val="24"/>
           <w:szCs w:val="24"/>
         </w:rPr>
-        <w:t xml:space="preserve">En el </w:t>
+        <w:t>Calcula la probabilidad de que el alumno elegido apruebe la prueba.</w:t>
       </w:r>
       <w:r>
         <w:rPr>
           <w:rFonts w:ascii="Arial" w:hAnsi="Arial" w:cs="Arial"/>
-          <w:b/>
-          <w:bCs/>
-          <w:sz w:val="24"/>
-          <w:szCs w:val="24"/>
-        </w:rPr>
-        <w:t>grupo B</w:t>
-      </w:r>
-      <w:r>
-        <w:rPr>
-          <w:rFonts w:ascii="Arial" w:hAnsi="Arial" w:cs="Arial"/>
-          <w:sz w:val="24"/>
-          <w:szCs w:val="24"/>
-        </w:rPr>
-        <w:t xml:space="preserve">, el </w:t>
-      </w:r>
-      <w:r>
-        <w:rPr>
-          <w:rFonts w:ascii="Arial" w:hAnsi="Arial" w:cs="Arial"/>
-          <w:b/>
-          <w:bCs/>
-          <w:sz w:val="24"/>
-          <w:szCs w:val="24"/>
-        </w:rPr>
-        <w:t>50 %</w:t>
-      </w:r>
-      <w:r>
-        <w:rPr>
-          <w:rFonts w:ascii="Arial" w:hAnsi="Arial" w:cs="Arial"/>
-          <w:sz w:val="24"/>
-          <w:szCs w:val="24"/>
-        </w:rPr>
-        <w:t xml:space="preserve"> de los alumnos </w:t>
-      </w:r>
-      <w:r>
-        <w:rPr>
-          <w:rFonts w:ascii="Arial" w:hAnsi="Arial" w:cs="Arial"/>
-          <w:b/>
-          <w:bCs/>
-          <w:sz w:val="24"/>
-          <w:szCs w:val="24"/>
-        </w:rPr>
-        <w:t>aprueba</w:t>
-      </w:r>
-      <w:r>
-        <w:rPr>
-          <w:rFonts w:ascii="Arial" w:hAnsi="Arial" w:cs="Arial"/>
-          <w:sz w:val="24"/>
-          <w:szCs w:val="24"/>
-        </w:rPr>
-        <w:t xml:space="preserve"> la prueba.</w:t>
+          <w:sz w:val="24"/>
+          <w:szCs w:val="24"/>
+        </w:rPr>
+        <w:t xml:space="preserve"> </w:t>
       </w:r>
     </w:p>
     <w:p>
       <w:pPr>
-        <w:rPr>
-          <w:rFonts w:ascii="Arial" w:hAnsi="Arial" w:cs="Arial"/>
+        <w:pStyle w:val="ListParagraph"/>
+        <w:rPr>
+          <w:rFonts w:ascii="Arial" w:hAnsi="Arial" w:cs="Arial"/>
+          <w:b/>
+          <w:bCs/>
+          <w:i/>
+          <w:iCs/>
           <w:sz w:val="24"/>
           <w:szCs w:val="24"/>
         </w:rPr>
@@ -932,36 +780,59 @@
       <w:r>
         <w:rPr>
           <w:rFonts w:ascii="Arial" w:hAnsi="Arial" w:cs="Arial"/>
-          <w:sz w:val="24"/>
-          <w:szCs w:val="24"/>
-        </w:rPr>
-        <w:t xml:space="preserve">Se elige </w:t>
+          <w:b/>
+          <w:bCs/>
+          <w:i/>
+          <w:iCs/>
+          <w:sz w:val="24"/>
+          <w:szCs w:val="24"/>
+        </w:rPr>
+        <w:t>[1</w:t>
       </w:r>
       <w:r>
         <w:rPr>
           <w:rFonts w:ascii="Arial" w:hAnsi="Arial" w:cs="Arial"/>
           <w:b/>
           <w:bCs/>
-          <w:sz w:val="24"/>
-          <w:szCs w:val="24"/>
-        </w:rPr>
-        <w:t>un alumno al azar</w:t>
+          <w:i/>
+          <w:iCs/>
+          <w:sz w:val="24"/>
+          <w:szCs w:val="24"/>
+        </w:rPr>
+        <w:t>,5</w:t>
       </w:r>
       <w:r>
         <w:rPr>
           <w:rFonts w:ascii="Arial" w:hAnsi="Arial" w:cs="Arial"/>
-          <w:sz w:val="24"/>
-          <w:szCs w:val="24"/>
-        </w:rPr>
-        <w:t>.</w:t>
+          <w:b/>
+          <w:bCs/>
+          <w:i/>
+          <w:iCs/>
+          <w:sz w:val="24"/>
+          <w:szCs w:val="24"/>
+        </w:rPr>
+        <w:t xml:space="preserve"> puntos]</w:t>
       </w:r>
     </w:p>
     <w:p>
       <w:pPr>
-        <w:rPr>
-          <w:rFonts w:ascii="Arial" w:hAnsi="Arial" w:cs="Arial"/>
-          <w:b/>
-          <w:bCs/>
+        <w:pStyle w:val="ListParagraph"/>
+        <w:rPr>
+          <w:rFonts w:ascii="Arial" w:hAnsi="Arial" w:cs="Arial"/>
+          <w:sz w:val="24"/>
+          <w:szCs w:val="24"/>
+        </w:rPr>
+      </w:pPr>
+    </w:p>
+    <w:p>
+      <w:pPr>
+        <w:pStyle w:val="ListParagraph"/>
+        <w:numPr>
+          <w:ilvl w:val="0"/>
+          <w:numId w:val="35"/>
+        </w:numPr>
+        <w:rPr>
+          <w:rFonts w:ascii="Arial" w:hAnsi="Arial" w:cs="Arial"/>
           <w:sz w:val="24"/>
           <w:szCs w:val="24"/>
         </w:rPr>
@@ -969,16 +840,328 @@
       <w:r>
         <w:rPr>
           <w:rFonts w:ascii="Arial" w:hAnsi="Arial" w:cs="Arial"/>
-          <w:b/>
-          <w:bCs/>
-          <w:sz w:val="24"/>
-          <w:szCs w:val="24"/>
-        </w:rPr>
-        <w:t>Apartados</w:t>
+          <w:sz w:val="24"/>
+          <w:szCs w:val="24"/>
+        </w:rPr>
+        <w:t>Sabiendo que el alumno ha aprobado, calcula la probabilidad de que pertenezca al grupo A.</w:t>
+      </w:r>
+      <w:r>
+        <w:rPr>
+          <w:rFonts w:ascii="Arial" w:hAnsi="Arial" w:cs="Arial"/>
+          <w:sz w:val="24"/>
+          <w:szCs w:val="24"/>
+        </w:rPr>
+        <w:t xml:space="preserve"> </w:t>
       </w:r>
     </w:p>
     <w:p>
       <w:pPr>
+        <w:pStyle w:val="ListParagraph"/>
+        <w:rPr>
+          <w:rFonts w:ascii="Arial" w:hAnsi="Arial" w:cs="Arial"/>
+          <w:b/>
+          <w:bCs/>
+          <w:i/>
+          <w:iCs/>
+          <w:sz w:val="24"/>
+          <w:szCs w:val="24"/>
+        </w:rPr>
+      </w:pPr>
+      <w:r>
+        <w:rPr>
+          <w:rFonts w:ascii="Arial" w:hAnsi="Arial" w:cs="Arial"/>
+          <w:b/>
+          <w:bCs/>
+          <w:i/>
+          <w:iCs/>
+          <w:sz w:val="24"/>
+          <w:szCs w:val="24"/>
+        </w:rPr>
+        <w:t>[1</w:t>
+      </w:r>
+      <w:r>
+        <w:rPr>
+          <w:rFonts w:ascii="Arial" w:hAnsi="Arial" w:cs="Arial"/>
+          <w:b/>
+          <w:bCs/>
+          <w:i/>
+          <w:iCs/>
+          <w:sz w:val="24"/>
+          <w:szCs w:val="24"/>
+        </w:rPr>
+        <w:t>,5</w:t>
+      </w:r>
+      <w:r>
+        <w:rPr>
+          <w:rFonts w:ascii="Arial" w:hAnsi="Arial" w:cs="Arial"/>
+          <w:b/>
+          <w:bCs/>
+          <w:i/>
+          <w:iCs/>
+          <w:sz w:val="24"/>
+          <w:szCs w:val="24"/>
+        </w:rPr>
+        <w:t xml:space="preserve"> puntos]</w:t>
+      </w:r>
+    </w:p>
+    <w:p>
+      <w:pPr>
+        <w:pStyle w:val="ListParagraph"/>
+        <w:rPr>
+          <w:rFonts w:ascii="Arial" w:hAnsi="Arial" w:cs="Arial"/>
+          <w:sz w:val="24"/>
+          <w:szCs w:val="24"/>
+        </w:rPr>
+      </w:pPr>
+    </w:p>
+    <w:p>
+      <w:pPr>
+        <w:pStyle w:val="ListParagraph"/>
+        <w:numPr>
+          <w:ilvl w:val="0"/>
+          <w:numId w:val="35"/>
+        </w:numPr>
+        <w:rPr>
+          <w:rFonts w:ascii="Arial" w:hAnsi="Arial" w:cs="Arial"/>
+          <w:sz w:val="24"/>
+          <w:szCs w:val="24"/>
+        </w:rPr>
+      </w:pPr>
+      <w:r>
+        <w:rPr>
+          <w:rFonts w:ascii="Arial" w:hAnsi="Arial" w:cs="Arial"/>
+          <w:sz w:val="24"/>
+          <w:szCs w:val="24"/>
+        </w:rPr>
+        <w:t>Calcula la probabilidad de que el alumno elegido sea del grupo B y suspenda.</w:t>
+      </w:r>
+    </w:p>
+    <w:p>
+      <w:pPr>
+        <w:pStyle w:val="ListParagraph"/>
+        <w:rPr>
+          <w:rFonts w:ascii="Arial" w:hAnsi="Arial" w:cs="Arial"/>
+          <w:b/>
+          <w:bCs/>
+          <w:i/>
+          <w:iCs/>
+          <w:sz w:val="24"/>
+          <w:szCs w:val="24"/>
+        </w:rPr>
+      </w:pPr>
+      <w:r>
+        <w:rPr>
+          <w:rFonts w:ascii="Arial" w:hAnsi="Arial" w:cs="Arial"/>
+          <w:b/>
+          <w:bCs/>
+          <w:i/>
+          <w:iCs/>
+          <w:sz w:val="24"/>
+          <w:szCs w:val="24"/>
+        </w:rPr>
+        <w:t>[1 puntos]</w:t>
+      </w:r>
+    </w:p>
+    <w:p>
+      <w:pPr>
+        <w:pStyle w:val="ListParagraph"/>
+        <w:rPr>
+          <w:rFonts w:ascii="Arial" w:hAnsi="Arial" w:cs="Arial"/>
+          <w:sz w:val="24"/>
+          <w:szCs w:val="24"/>
+        </w:rPr>
+      </w:pPr>
+    </w:p>
+    <w:p>
+      <w:pPr>
+        <w:pStyle w:val="ListParagraph"/>
+        <w:numPr>
+          <w:ilvl w:val="0"/>
+          <w:numId w:val="35"/>
+        </w:numPr>
+        <w:rPr>
+          <w:rFonts w:ascii="Arial" w:hAnsi="Arial" w:cs="Arial"/>
+          <w:i/>
+          <w:iCs/>
+          <w:sz w:val="24"/>
+          <w:szCs w:val="24"/>
+        </w:rPr>
+      </w:pPr>
+      <w:r>
+        <w:rPr>
+          <w:rFonts w:ascii="Arial" w:hAnsi="Arial" w:cs="Arial"/>
+          <w:sz w:val="24"/>
+          <w:szCs w:val="24"/>
+        </w:rPr>
+        <w:t>¿Cuál es la probabilidad de que un alumno del grupo A apruebe la prueba?</w:t>
+      </w:r>
+      <w:r>
+        <w:rPr>
+          <w:rFonts w:ascii="Arial" w:hAnsi="Arial" w:cs="Arial"/>
+          <w:i/>
+          <w:iCs/>
+          <w:sz w:val="24"/>
+          <w:szCs w:val="24"/>
+        </w:rPr>
+        <w:t xml:space="preserve"> </w:t>
+      </w:r>
+    </w:p>
+    <w:p>
+      <w:pPr>
+        <w:pStyle w:val="ListParagraph"/>
+        <w:rPr>
+          <w:rFonts w:ascii="Arial" w:hAnsi="Arial" w:cs="Arial"/>
+          <w:sz w:val="24"/>
+          <w:szCs w:val="24"/>
+        </w:rPr>
+      </w:pPr>
+      <w:r>
+        <w:rPr>
+          <w:rFonts w:ascii="Arial" w:hAnsi="Arial" w:cs="Arial"/>
+          <w:b/>
+          <w:bCs/>
+          <w:i/>
+          <w:iCs/>
+          <w:sz w:val="24"/>
+          <w:szCs w:val="24"/>
+        </w:rPr>
+        <w:t>[1 puntos]</w:t>
+      </w:r>
+    </w:p>
+    <w:p>
+      <w:pPr>
+        <w:rPr>
+          <w:rFonts w:ascii="Arial" w:hAnsi="Arial" w:cs="Arial"/>
+          <w:sz w:val="24"/>
+          <w:szCs w:val="24"/>
+        </w:rPr>
+      </w:pPr>
+    </w:p>
+    <w:p>
+      <w:pPr>
+        <w:rPr>
+          <w:rFonts w:ascii="Arial" w:hAnsi="Arial" w:cs="Arial"/>
+          <w:sz w:val="24"/>
+          <w:szCs w:val="24"/>
+        </w:rPr>
+      </w:pPr>
+    </w:p>
+    <w:p>
+      <w:pPr>
+        <w:rPr>
+          <w:rFonts w:ascii="Arial" w:hAnsi="Arial" w:cs="Arial"/>
+          <w:sz w:val="24"/>
+          <w:szCs w:val="24"/>
+        </w:rPr>
+      </w:pPr>
+    </w:p>
+    <w:p>
+      <w:pPr>
+        <w:rPr>
+          <w:rFonts w:ascii="Arial" w:hAnsi="Arial" w:cs="Arial"/>
+          <w:sz w:val="24"/>
+          <w:szCs w:val="24"/>
+        </w:rPr>
+      </w:pPr>
+    </w:p>
+    <w:p>
+      <w:pPr>
+        <w:rPr>
+          <w:rFonts w:ascii="Arial" w:hAnsi="Arial" w:cs="Arial"/>
+          <w:sz w:val="24"/>
+          <w:szCs w:val="24"/>
+        </w:rPr>
+      </w:pPr>
+    </w:p>
+    <w:p>
+      <w:pPr>
+        <w:rPr>
+          <w:rFonts w:ascii="Arial" w:hAnsi="Arial" w:cs="Arial"/>
+          <w:sz w:val="24"/>
+          <w:szCs w:val="24"/>
+        </w:rPr>
+      </w:pPr>
+    </w:p>
+    <w:p>
+      <w:pPr>
+        <w:rPr>
+          <w:rFonts w:ascii="Arial" w:hAnsi="Arial" w:cs="Arial"/>
+          <w:sz w:val="24"/>
+          <w:szCs w:val="24"/>
+        </w:rPr>
+      </w:pPr>
+    </w:p>
+    <w:p>
+      <w:pPr>
+        <w:rPr>
+          <w:rFonts w:ascii="Arial" w:hAnsi="Arial" w:cs="Arial"/>
+          <w:sz w:val="24"/>
+          <w:szCs w:val="24"/>
+        </w:rPr>
+      </w:pPr>
+    </w:p>
+    <w:p>
+      <w:pPr>
+        <w:rPr>
+          <w:rFonts w:ascii="Arial" w:hAnsi="Arial" w:cs="Arial"/>
+          <w:sz w:val="24"/>
+          <w:szCs w:val="24"/>
+        </w:rPr>
+      </w:pPr>
+    </w:p>
+    <w:p>
+      <w:pPr>
+        <w:pStyle w:val="ListParagraph"/>
+        <w:numPr>
+          <w:ilvl w:val="0"/>
+          <w:numId w:val="34"/>
+        </w:numPr>
+        <w:rPr>
+          <w:rFonts w:ascii="Arial" w:hAnsi="Arial" w:cs="Arial"/>
+          <w:sz w:val="24"/>
+          <w:szCs w:val="24"/>
+        </w:rPr>
+      </w:pPr>
+      <w:r>
+        <w:rPr>
+          <w:rFonts w:ascii="Arial" w:hAnsi="Arial" w:cs="Arial"/>
+          <w:sz w:val="24"/>
+          <w:szCs w:val="24"/>
+        </w:rPr>
+        <w:lastRenderedPageBreak/>
+        <w:t xml:space="preserve">Sean A y B dos sucesos tal que P(A) = 0,5; P(B*) = 0,4 y </w:t>
+      </w:r>
+      <w:proofErr w:type="gramStart"/>
+      <w:r>
+        <w:rPr>
+          <w:rFonts w:ascii="Arial" w:hAnsi="Arial" w:cs="Arial"/>
+          <w:sz w:val="24"/>
+          <w:szCs w:val="24"/>
+        </w:rPr>
+        <w:t>P(</w:t>
+      </w:r>
+      <w:proofErr w:type="gramEnd"/>
+      <w:r>
+        <w:rPr>
+          <w:rFonts w:ascii="Arial" w:hAnsi="Arial" w:cs="Arial"/>
+          <w:sz w:val="24"/>
+          <w:szCs w:val="24"/>
+        </w:rPr>
+        <w:t>A* U B*) = 0,75.</w:t>
+      </w:r>
+    </w:p>
+    <w:p>
+      <w:pPr>
+        <w:pStyle w:val="ListParagraph"/>
+        <w:rPr>
+          <w:rFonts w:ascii="Arial" w:hAnsi="Arial" w:cs="Arial"/>
+          <w:sz w:val="24"/>
+          <w:szCs w:val="24"/>
+        </w:rPr>
+      </w:pPr>
+    </w:p>
+    <w:p>
+      <w:pPr>
         <w:rPr>
           <w:rFonts w:ascii="Arial" w:hAnsi="Arial" w:cs="Arial"/>
           <w:sz w:val="24"/>
@@ -1001,25 +1184,51 @@
           <w:sz w:val="24"/>
           <w:szCs w:val="24"/>
         </w:rPr>
-        <w:t xml:space="preserve"> Representa la situación mediante un </w:t>
+        <w:t xml:space="preserve"> </w:t>
       </w:r>
       <w:r>
         <w:rPr>
           <w:rFonts w:ascii="Arial" w:hAnsi="Arial" w:cs="Arial"/>
+          <w:sz w:val="24"/>
+          <w:szCs w:val="24"/>
+        </w:rPr>
+        <w:t xml:space="preserve">Comprueba si A y B son incompatibles. </w:t>
+      </w:r>
+      <w:r>
+        <w:rPr>
+          <w:rFonts w:ascii="Arial" w:hAnsi="Arial" w:cs="Arial"/>
           <w:b/>
           <w:bCs/>
-          <w:sz w:val="24"/>
-          <w:szCs w:val="24"/>
-        </w:rPr>
-        <w:t>árbol de probabilidades</w:t>
+          <w:i/>
+          <w:iCs/>
+          <w:sz w:val="24"/>
+          <w:szCs w:val="24"/>
+        </w:rPr>
+        <w:t>[</w:t>
       </w:r>
       <w:r>
         <w:rPr>
           <w:rFonts w:ascii="Arial" w:hAnsi="Arial" w:cs="Arial"/>
-          <w:sz w:val="24"/>
-          <w:szCs w:val="24"/>
-        </w:rPr>
-        <w:t>.</w:t>
+          <w:b/>
+          <w:bCs/>
+          <w:i/>
+          <w:iCs/>
+          <w:sz w:val="24"/>
+          <w:szCs w:val="24"/>
+        </w:rPr>
+        <w:t>1</w:t>
+      </w:r>
+      <w:r>
+        <w:rPr>
+          <w:rFonts w:ascii="Arial" w:hAnsi="Arial" w:cs="Arial"/>
+          <w:b/>
+          <w:bCs/>
+          <w:i/>
+          <w:iCs/>
+          <w:sz w:val="24"/>
+          <w:szCs w:val="24"/>
+        </w:rPr>
+        <w:t xml:space="preserve"> puntos]</w:t>
       </w:r>
     </w:p>
     <w:p>
@@ -1046,43 +1255,51 @@
           <w:sz w:val="24"/>
           <w:szCs w:val="24"/>
         </w:rPr>
-        <w:t xml:space="preserve"> Calcula la </w:t>
+        <w:t xml:space="preserve"> </w:t>
       </w:r>
       <w:r>
         <w:rPr>
           <w:rFonts w:ascii="Arial" w:hAnsi="Arial" w:cs="Arial"/>
+          <w:sz w:val="24"/>
+          <w:szCs w:val="24"/>
+        </w:rPr>
+        <w:t xml:space="preserve">Calcula P(B/A) </w:t>
+      </w:r>
+      <w:r>
+        <w:rPr>
+          <w:rFonts w:ascii="Arial" w:hAnsi="Arial" w:cs="Arial"/>
           <w:b/>
           <w:bCs/>
-          <w:sz w:val="24"/>
-          <w:szCs w:val="24"/>
-        </w:rPr>
-        <w:t>probabilidad de que el alumno elegido apruebe la prueba</w:t>
+          <w:i/>
+          <w:iCs/>
+          <w:sz w:val="24"/>
+          <w:szCs w:val="24"/>
+        </w:rPr>
+        <w:t>[</w:t>
       </w:r>
       <w:r>
         <w:rPr>
           <w:rFonts w:ascii="Arial" w:hAnsi="Arial" w:cs="Arial"/>
-          <w:sz w:val="24"/>
-          <w:szCs w:val="24"/>
-        </w:rPr>
-        <w:t>.</w:t>
+          <w:b/>
+          <w:bCs/>
+          <w:i/>
+          <w:iCs/>
+          <w:sz w:val="24"/>
+          <w:szCs w:val="24"/>
+        </w:rPr>
+        <w:t>1</w:t>
       </w:r>
       <w:r>
         <w:rPr>
           <w:rFonts w:ascii="Arial" w:hAnsi="Arial" w:cs="Arial"/>
-          <w:sz w:val="24"/>
-          <w:szCs w:val="24"/>
-        </w:rPr>
-        <w:br/>
-      </w:r>
-      <w:r>
-        <w:rPr>
-          <w:rFonts w:ascii="Arial" w:hAnsi="Arial" w:cs="Arial"/>
+          <w:b/>
+          <w:bCs/>
           <w:i/>
           <w:iCs/>
           <w:sz w:val="24"/>
           <w:szCs w:val="24"/>
         </w:rPr>
-        <w:t>(Usa el teorema de la probabilidad total).</w:t>
+        <w:t xml:space="preserve"> puntos]</w:t>
       </w:r>
     </w:p>
     <w:p>
@@ -1109,61 +1326,51 @@
           <w:sz w:val="24"/>
           <w:szCs w:val="24"/>
         </w:rPr>
-        <w:t xml:space="preserve"> Sabiendo que el alumno </w:t>
+        <w:t xml:space="preserve"> </w:t>
       </w:r>
       <w:r>
         <w:rPr>
           <w:rFonts w:ascii="Arial" w:hAnsi="Arial" w:cs="Arial"/>
+          <w:sz w:val="24"/>
+          <w:szCs w:val="24"/>
+        </w:rPr>
+        <w:t xml:space="preserve">Calcula P(A*/B) </w:t>
+      </w:r>
+      <w:r>
+        <w:rPr>
+          <w:rFonts w:ascii="Arial" w:hAnsi="Arial" w:cs="Arial"/>
           <w:b/>
           <w:bCs/>
-          <w:sz w:val="24"/>
-          <w:szCs w:val="24"/>
-        </w:rPr>
-        <w:t>ha aprobado</w:t>
+          <w:i/>
+          <w:iCs/>
+          <w:sz w:val="24"/>
+          <w:szCs w:val="24"/>
+        </w:rPr>
+        <w:t>[</w:t>
       </w:r>
       <w:r>
         <w:rPr>
           <w:rFonts w:ascii="Arial" w:hAnsi="Arial" w:cs="Arial"/>
-          <w:sz w:val="24"/>
-          <w:szCs w:val="24"/>
-        </w:rPr>
-        <w:t xml:space="preserve">, calcula la </w:t>
+          <w:b/>
+          <w:bCs/>
+          <w:i/>
+          <w:iCs/>
+          <w:sz w:val="24"/>
+          <w:szCs w:val="24"/>
+        </w:rPr>
+        <w:t>1</w:t>
       </w:r>
       <w:r>
         <w:rPr>
           <w:rFonts w:ascii="Arial" w:hAnsi="Arial" w:cs="Arial"/>
           <w:b/>
           <w:bCs/>
-          <w:sz w:val="24"/>
-          <w:szCs w:val="24"/>
-        </w:rPr>
-        <w:t>probabilidad de que pertenezca al grupo A</w:t>
-      </w:r>
-      <w:r>
-        <w:rPr>
-          <w:rFonts w:ascii="Arial" w:hAnsi="Arial" w:cs="Arial"/>
-          <w:sz w:val="24"/>
-          <w:szCs w:val="24"/>
-        </w:rPr>
-        <w:t>.</w:t>
-      </w:r>
-      <w:r>
-        <w:rPr>
-          <w:rFonts w:ascii="Arial" w:hAnsi="Arial" w:cs="Arial"/>
-          <w:sz w:val="24"/>
-          <w:szCs w:val="24"/>
-        </w:rPr>
-        <w:br/>
-      </w:r>
-      <w:r>
-        <w:rPr>
-          <w:rFonts w:ascii="Arial" w:hAnsi="Arial" w:cs="Arial"/>
           <w:i/>
           <w:iCs/>
           <w:sz w:val="24"/>
           <w:szCs w:val="24"/>
         </w:rPr>
-        <w:t>(Usa el teorema de Bayes).</w:t>
+        <w:t xml:space="preserve"> puntos]</w:t>
       </w:r>
     </w:p>
     <w:p>
@@ -1190,86 +1397,57 @@
           <w:sz w:val="24"/>
           <w:szCs w:val="24"/>
         </w:rPr>
-        <w:t xml:space="preserve"> Calcula la </w:t>
+        <w:t xml:space="preserve"> </w:t>
       </w:r>
       <w:r>
         <w:rPr>
           <w:rFonts w:ascii="Arial" w:hAnsi="Arial" w:cs="Arial"/>
+          <w:sz w:val="24"/>
+          <w:szCs w:val="24"/>
+        </w:rPr>
+        <w:t xml:space="preserve">¿Son A y B independientes? Explica por qué. </w:t>
+      </w:r>
+      <w:r>
+        <w:rPr>
+          <w:rFonts w:ascii="Arial" w:hAnsi="Arial" w:cs="Arial"/>
           <w:b/>
           <w:bCs/>
-          <w:sz w:val="24"/>
-          <w:szCs w:val="24"/>
-        </w:rPr>
-        <w:t>probabilidad de que el alumno elegido sea del grupo B y suspenda</w:t>
+          <w:i/>
+          <w:iCs/>
+          <w:sz w:val="24"/>
+          <w:szCs w:val="24"/>
+        </w:rPr>
+        <w:t>[</w:t>
       </w:r>
       <w:r>
         <w:rPr>
           <w:rFonts w:ascii="Arial" w:hAnsi="Arial" w:cs="Arial"/>
-          <w:sz w:val="24"/>
-          <w:szCs w:val="24"/>
-        </w:rPr>
-        <w:t>.</w:t>
+          <w:b/>
+          <w:bCs/>
+          <w:i/>
+          <w:iCs/>
+          <w:sz w:val="24"/>
+          <w:szCs w:val="24"/>
+        </w:rPr>
+        <w:t>1</w:t>
+      </w:r>
+      <w:r>
+        <w:rPr>
+          <w:rFonts w:ascii="Arial" w:hAnsi="Arial" w:cs="Arial"/>
+          <w:b/>
+          <w:bCs/>
+          <w:i/>
+          <w:iCs/>
+          <w:sz w:val="24"/>
+          <w:szCs w:val="24"/>
+        </w:rPr>
+        <w:t xml:space="preserve"> puntos]</w:t>
       </w:r>
     </w:p>
     <w:p>
       <w:pPr>
         <w:rPr>
           <w:rFonts w:ascii="Arial" w:hAnsi="Arial" w:cs="Arial"/>
-          <w:sz w:val="24"/>
-          <w:szCs w:val="24"/>
-        </w:rPr>
-      </w:pPr>
-      <w:r>
-        <w:rPr>
-          <w:rFonts w:ascii="Arial" w:hAnsi="Arial" w:cs="Arial"/>
-          <w:b/>
-          <w:bCs/>
-          <w:sz w:val="24"/>
-          <w:szCs w:val="24"/>
-        </w:rPr>
-        <w:t>e)</w:t>
-      </w:r>
-      <w:r>
-        <w:rPr>
-          <w:rFonts w:ascii="Arial" w:hAnsi="Arial" w:cs="Arial"/>
-          <w:sz w:val="24"/>
-          <w:szCs w:val="24"/>
-        </w:rPr>
-        <w:t xml:space="preserve"> ¿Cuál es la </w:t>
-      </w:r>
-      <w:r>
-        <w:rPr>
-          <w:rFonts w:ascii="Arial" w:hAnsi="Arial" w:cs="Arial"/>
-          <w:b/>
-          <w:bCs/>
-          <w:sz w:val="24"/>
-          <w:szCs w:val="24"/>
-        </w:rPr>
-        <w:t>probabilidad de que un alumno del grupo A apruebe la prueba</w:t>
-      </w:r>
-      <w:r>
-        <w:rPr>
-          <w:rFonts w:ascii="Arial" w:hAnsi="Arial" w:cs="Arial"/>
-          <w:sz w:val="24"/>
-          <w:szCs w:val="24"/>
-        </w:rPr>
-        <w:t>?</w:t>
-      </w:r>
-    </w:p>
-    <w:p>
-      <w:pPr>
-        <w:rPr>
-          <w:rFonts w:ascii="Arial" w:hAnsi="Arial" w:cs="Arial"/>
-          <w:sz w:val="24"/>
-          <w:szCs w:val="24"/>
-          <w:lang w:val="es-ES_tradnl"/>
-        </w:rPr>
-      </w:pPr>
-    </w:p>
-    <w:p>
-      <w:pPr>
-        <w:rPr>
-          <w:rFonts w:ascii="Arial" w:hAnsi="Arial" w:cs="Arial"/>
           <w:sz w:val="28"/>
           <w:szCs w:val="24"/>
           <w:lang w:val="es-ES_tradnl"/>
@@ -1278,7 +1456,7 @@
     </w:p>
     <w:sectPr>
       <w:pgSz w:w="11906" w:h="16838"/>
-      <w:pgMar w:top="1417" w:right="1701" w:bottom="1417" w:left="1701" w:header="708" w:footer="708" w:gutter="0"/>
+      <w:pgMar w:top="1440" w:right="1080" w:bottom="1440" w:left="1080" w:header="708" w:footer="708" w:gutter="0"/>
       <w:cols w:space="708"/>
       <w:docGrid w:linePitch="360"/>
     </w:sectPr>
@@ -1645,6 +1823,95 @@
     </w:lvl>
   </w:abstractNum>
   <w:abstractNum w:abstractNumId="4" w15:restartNumberingAfterBreak="0">
+    <w:nsid w:val="19963898"/>
+    <w:multiLevelType w:val="hybridMultilevel"/>
+    <w:tmpl w:val="220A4758"/>
+    <w:lvl w:ilvl="0" w:tplc="0C0A000F">
+      <w:start w:val="1"/>
+      <w:numFmt w:val="decimal"/>
+      <w:lvlText w:val="%1."/>
+      <w:lvlJc w:val="left"/>
+      <w:pPr>
+        <w:ind w:left="360" w:hanging="360"/>
+      </w:pPr>
+      <w:rPr>
+        <w:rFonts w:hint="default"/>
+      </w:rPr>
+    </w:lvl>
+    <w:lvl w:ilvl="1" w:tplc="0C0A0019" w:tentative="1">
+      <w:start w:val="1"/>
+      <w:numFmt w:val="lowerLetter"/>
+      <w:lvlText w:val="%2."/>
+      <w:lvlJc w:val="left"/>
+      <w:pPr>
+        <w:ind w:left="1080" w:hanging="360"/>
+      </w:pPr>
+    </w:lvl>
+    <w:lvl w:ilvl="2" w:tplc="0C0A001B" w:tentative="1">
+      <w:start w:val="1"/>
+      <w:numFmt w:val="lowerRoman"/>
+      <w:lvlText w:val="%3."/>
+      <w:lvlJc w:val="right"/>
+      <w:pPr>
+        <w:ind w:left="1800" w:hanging="180"/>
+      </w:pPr>
+    </w:lvl>
+    <w:lvl w:ilvl="3" w:tplc="0C0A000F" w:tentative="1">
+      <w:start w:val="1"/>
+      <w:numFmt w:val="decimal"/>
+      <w:lvlText w:val="%4."/>
+      <w:lvlJc w:val="left"/>
+      <w:pPr>
+        <w:ind w:left="2520" w:hanging="360"/>
+      </w:pPr>
+    </w:lvl>
+    <w:lvl w:ilvl="4" w:tplc="0C0A0019" w:tentative="1">
+      <w:start w:val="1"/>
+      <w:numFmt w:val="lowerLetter"/>
+      <w:lvlText w:val="%5."/>
+      <w:lvlJc w:val="left"/>
+      <w:pPr>
+        <w:ind w:left="3240" w:hanging="360"/>
+      </w:pPr>
+    </w:lvl>
+    <w:lvl w:ilvl="5" w:tplc="0C0A001B" w:tentative="1">
+      <w:start w:val="1"/>
+      <w:numFmt w:val="lowerRoman"/>
+      <w:lvlText w:val="%6."/>
+      <w:lvlJc w:val="right"/>
+      <w:pPr>
+        <w:ind w:left="3960" w:hanging="180"/>
+      </w:pPr>
+    </w:lvl>
+    <w:lvl w:ilvl="6" w:tplc="0C0A000F" w:tentative="1">
+      <w:start w:val="1"/>
+      <w:numFmt w:val="decimal"/>
+      <w:lvlText w:val="%7."/>
+      <w:lvlJc w:val="left"/>
+      <w:pPr>
+        <w:ind w:left="4680" w:hanging="360"/>
+      </w:pPr>
+    </w:lvl>
+    <w:lvl w:ilvl="7" w:tplc="0C0A0019" w:tentative="1">
+      <w:start w:val="1"/>
+      <w:numFmt w:val="lowerLetter"/>
+      <w:lvlText w:val="%8."/>
+      <w:lvlJc w:val="left"/>
+      <w:pPr>
+        <w:ind w:left="5400" w:hanging="360"/>
+      </w:pPr>
+    </w:lvl>
+    <w:lvl w:ilvl="8" w:tplc="0C0A001B" w:tentative="1">
+      <w:start w:val="1"/>
+      <w:numFmt w:val="lowerRoman"/>
+      <w:lvlText w:val="%9."/>
+      <w:lvlJc w:val="right"/>
+      <w:pPr>
+        <w:ind w:left="6120" w:hanging="180"/>
+      </w:pPr>
+    </w:lvl>
+  </w:abstractNum>
+  <w:abstractNum w:abstractNumId="5" w15:restartNumberingAfterBreak="0">
     <w:nsid w:val="1ACB10E7"/>
     <w:multiLevelType w:val="hybridMultilevel"/>
     <w:tmpl w:val="C81A44DC"/>
@@ -1733,7 +2000,7 @@
       </w:pPr>
     </w:lvl>
   </w:abstractNum>
-  <w:abstractNum w:abstractNumId="5" w15:restartNumberingAfterBreak="0">
+  <w:abstractNum w:abstractNumId="6" w15:restartNumberingAfterBreak="0">
     <w:nsid w:val="1B04276A"/>
     <w:multiLevelType w:val="hybridMultilevel"/>
     <w:tmpl w:val="1496223C"/>
@@ -1822,7 +2089,7 @@
       </w:pPr>
     </w:lvl>
   </w:abstractNum>
-  <w:abstractNum w:abstractNumId="6" w15:restartNumberingAfterBreak="0">
+  <w:abstractNum w:abstractNumId="7" w15:restartNumberingAfterBreak="0">
     <w:nsid w:val="1C437ED9"/>
     <w:multiLevelType w:val="hybridMultilevel"/>
     <w:tmpl w:val="4328D2C4"/>
@@ -1911,7 +2178,96 @@
       </w:pPr>
     </w:lvl>
   </w:abstractNum>
-  <w:abstractNum w:abstractNumId="7" w15:restartNumberingAfterBreak="0">
+  <w:abstractNum w:abstractNumId="8" w15:restartNumberingAfterBreak="0">
+    <w:nsid w:val="20A50760"/>
+    <w:multiLevelType w:val="hybridMultilevel"/>
+    <w:tmpl w:val="1E700A04"/>
+    <w:lvl w:ilvl="0" w:tplc="0C0A000F">
+      <w:start w:val="1"/>
+      <w:numFmt w:val="decimal"/>
+      <w:lvlText w:val="%1."/>
+      <w:lvlJc w:val="left"/>
+      <w:pPr>
+        <w:ind w:left="720" w:hanging="360"/>
+      </w:pPr>
+      <w:rPr>
+        <w:rFonts w:hint="default"/>
+      </w:rPr>
+    </w:lvl>
+    <w:lvl w:ilvl="1" w:tplc="0C0A0019" w:tentative="1">
+      <w:start w:val="1"/>
+      <w:numFmt w:val="lowerLetter"/>
+      <w:lvlText w:val="%2."/>
+      <w:lvlJc w:val="left"/>
+      <w:pPr>
+        <w:ind w:left="1440" w:hanging="360"/>
+      </w:pPr>
+    </w:lvl>
+    <w:lvl w:ilvl="2" w:tplc="0C0A001B" w:tentative="1">
+      <w:start w:val="1"/>
+      <w:numFmt w:val="lowerRoman"/>
+      <w:lvlText w:val="%3."/>
+      <w:lvlJc w:val="right"/>
+      <w:pPr>
+        <w:ind w:left="2160" w:hanging="180"/>
+      </w:pPr>
+    </w:lvl>
+    <w:lvl w:ilvl="3" w:tplc="0C0A000F" w:tentative="1">
+      <w:start w:val="1"/>
+      <w:numFmt w:val="decimal"/>
+      <w:lvlText w:val="%4."/>
+      <w:lvlJc w:val="left"/>
+      <w:pPr>
+        <w:ind w:left="2880" w:hanging="360"/>
+      </w:pPr>
+    </w:lvl>
+    <w:lvl w:ilvl="4" w:tplc="0C0A0019" w:tentative="1">
+      <w:start w:val="1"/>
+      <w:numFmt w:val="lowerLetter"/>
+      <w:lvlText w:val="%5."/>
+      <w:lvlJc w:val="left"/>
+      <w:pPr>
+        <w:ind w:left="3600" w:hanging="360"/>
+      </w:pPr>
+    </w:lvl>
+    <w:lvl w:ilvl="5" w:tplc="0C0A001B" w:tentative="1">
+      <w:start w:val="1"/>
+      <w:numFmt w:val="lowerRoman"/>
+      <w:lvlText w:val="%6."/>
+      <w:lvlJc w:val="right"/>
+      <w:pPr>
+        <w:ind w:left="4320" w:hanging="180"/>
+      </w:pPr>
+    </w:lvl>
+    <w:lvl w:ilvl="6" w:tplc="0C0A000F" w:tentative="1">
+      <w:start w:val="1"/>
+      <w:numFmt w:val="decimal"/>
+      <w:lvlText w:val="%7."/>
+      <w:lvlJc w:val="left"/>
+      <w:pPr>
+        <w:ind w:left="5040" w:hanging="360"/>
+      </w:pPr>
+    </w:lvl>
+    <w:lvl w:ilvl="7" w:tplc="0C0A0019" w:tentative="1">
+      <w:start w:val="1"/>
+      <w:numFmt w:val="lowerLetter"/>
+      <w:lvlText w:val="%8."/>
+      <w:lvlJc w:val="left"/>
+      <w:pPr>
+        <w:ind w:left="5760" w:hanging="360"/>
+      </w:pPr>
+    </w:lvl>
+    <w:lvl w:ilvl="8" w:tplc="0C0A001B" w:tentative="1">
+      <w:start w:val="1"/>
+      <w:numFmt w:val="lowerRoman"/>
+      <w:lvlText w:val="%9."/>
+      <w:lvlJc w:val="right"/>
+      <w:pPr>
+        <w:ind w:left="6480" w:hanging="180"/>
+      </w:pPr>
+    </w:lvl>
+  </w:abstractNum>
+  <w:abstractNum w:abstractNumId="9" w15:restartNumberingAfterBreak="0">
     <w:nsid w:val="24AC0740"/>
     <w:multiLevelType w:val="hybridMultilevel"/>
     <w:tmpl w:val="69C65B10"/>
@@ -2024,7 +2380,7 @@
       </w:rPr>
     </w:lvl>
   </w:abstractNum>
-  <w:abstractNum w:abstractNumId="8" w15:restartNumberingAfterBreak="0">
+  <w:abstractNum w:abstractNumId="10" w15:restartNumberingAfterBreak="0">
     <w:nsid w:val="2AA24676"/>
     <w:multiLevelType w:val="hybridMultilevel"/>
     <w:tmpl w:val="B98A7228"/>
@@ -2113,7 +2469,7 @@
       </w:pPr>
     </w:lvl>
   </w:abstractNum>
-  <w:abstractNum w:abstractNumId="9" w15:restartNumberingAfterBreak="0">
+  <w:abstractNum w:abstractNumId="11" w15:restartNumberingAfterBreak="0">
     <w:nsid w:val="2F6614C8"/>
     <w:multiLevelType w:val="hybridMultilevel"/>
     <w:tmpl w:val="EB968672"/>
@@ -2202,7 +2558,7 @@
       </w:pPr>
     </w:lvl>
   </w:abstractNum>
-  <w:abstractNum w:abstractNumId="10" w15:restartNumberingAfterBreak="0">
+  <w:abstractNum w:abstractNumId="12" w15:restartNumberingAfterBreak="0">
     <w:nsid w:val="322E59D1"/>
     <w:multiLevelType w:val="hybridMultilevel"/>
     <w:tmpl w:val="9DFE97A6"/>
@@ -2291,7 +2647,7 @@
       </w:pPr>
     </w:lvl>
   </w:abstractNum>
-  <w:abstractNum w:abstractNumId="11" w15:restartNumberingAfterBreak="0">
+  <w:abstractNum w:abstractNumId="13" w15:restartNumberingAfterBreak="0">
     <w:nsid w:val="325535FE"/>
     <w:multiLevelType w:val="hybridMultilevel"/>
     <w:tmpl w:val="3FE810F6"/>
@@ -2380,7 +2736,7 @@
       </w:pPr>
     </w:lvl>
   </w:abstractNum>
-  <w:abstractNum w:abstractNumId="12" w15:restartNumberingAfterBreak="0">
+  <w:abstractNum w:abstractNumId="14" w15:restartNumberingAfterBreak="0">
     <w:nsid w:val="34607BD9"/>
     <w:multiLevelType w:val="hybridMultilevel"/>
     <w:tmpl w:val="32207DD8"/>
@@ -2466,7 +2822,7 @@
       </w:pPr>
     </w:lvl>
   </w:abstractNum>
-  <w:abstractNum w:abstractNumId="13" w15:restartNumberingAfterBreak="0">
+  <w:abstractNum w:abstractNumId="15" w15:restartNumberingAfterBreak="0">
     <w:nsid w:val="357E6DF9"/>
     <w:multiLevelType w:val="hybridMultilevel"/>
     <w:tmpl w:val="408474D8"/>
@@ -2578,7 +2934,7 @@
       </w:rPr>
     </w:lvl>
   </w:abstractNum>
-  <w:abstractNum w:abstractNumId="14" w15:restartNumberingAfterBreak="0">
+  <w:abstractNum w:abstractNumId="16" w15:restartNumberingAfterBreak="0">
     <w:nsid w:val="360B73B9"/>
     <w:multiLevelType w:val="hybridMultilevel"/>
     <w:tmpl w:val="32B83144"/>
@@ -2667,7 +3023,7 @@
       </w:pPr>
     </w:lvl>
   </w:abstractNum>
-  <w:abstractNum w:abstractNumId="15" w15:restartNumberingAfterBreak="0">
+  <w:abstractNum w:abstractNumId="17" w15:restartNumberingAfterBreak="0">
     <w:nsid w:val="3A895686"/>
     <w:multiLevelType w:val="hybridMultilevel"/>
     <w:tmpl w:val="44144226"/>
@@ -2756,7 +3112,7 @@
       </w:pPr>
     </w:lvl>
   </w:abstractNum>
-  <w:abstractNum w:abstractNumId="16" w15:restartNumberingAfterBreak="0">
+  <w:abstractNum w:abstractNumId="18" w15:restartNumberingAfterBreak="0">
     <w:nsid w:val="3B672DFF"/>
     <w:multiLevelType w:val="hybridMultilevel"/>
     <w:tmpl w:val="3782C2F0"/>
@@ -2845,7 +3201,7 @@
       </w:pPr>
     </w:lvl>
   </w:abstractNum>
-  <w:abstractNum w:abstractNumId="17" w15:restartNumberingAfterBreak="0">
+  <w:abstractNum w:abstractNumId="19" w15:restartNumberingAfterBreak="0">
     <w:nsid w:val="3E807E6A"/>
     <w:multiLevelType w:val="hybridMultilevel"/>
     <w:tmpl w:val="76FE6360"/>
@@ -2934,7 +3290,7 @@
       </w:pPr>
     </w:lvl>
   </w:abstractNum>
-  <w:abstractNum w:abstractNumId="18" w15:restartNumberingAfterBreak="0">
+  <w:abstractNum w:abstractNumId="20" w15:restartNumberingAfterBreak="0">
     <w:nsid w:val="458A7C90"/>
     <w:multiLevelType w:val="hybridMultilevel"/>
     <w:tmpl w:val="9DFE97A6"/>
@@ -3023,7 +3379,7 @@
       </w:pPr>
     </w:lvl>
   </w:abstractNum>
-  <w:abstractNum w:abstractNumId="19" w15:restartNumberingAfterBreak="0">
+  <w:abstractNum w:abstractNumId="21" w15:restartNumberingAfterBreak="0">
     <w:nsid w:val="49F74F33"/>
     <w:multiLevelType w:val="hybridMultilevel"/>
     <w:tmpl w:val="809425FC"/>
@@ -3112,7 +3468,7 @@
       </w:pPr>
     </w:lvl>
   </w:abstractNum>
-  <w:abstractNum w:abstractNumId="20" w15:restartNumberingAfterBreak="0">
+  <w:abstractNum w:abstractNumId="22" w15:restartNumberingAfterBreak="0">
     <w:nsid w:val="4D9E7466"/>
     <w:multiLevelType w:val="hybridMultilevel"/>
     <w:tmpl w:val="22DA621A"/>
@@ -3201,7 +3557,7 @@
       </w:pPr>
     </w:lvl>
   </w:abstractNum>
-  <w:abstractNum w:abstractNumId="21" w15:restartNumberingAfterBreak="0">
+  <w:abstractNum w:abstractNumId="23" w15:restartNumberingAfterBreak="0">
     <w:nsid w:val="52B951FA"/>
     <w:multiLevelType w:val="hybridMultilevel"/>
     <w:tmpl w:val="0ABE8962"/>
@@ -3290,7 +3646,7 @@
       </w:pPr>
     </w:lvl>
   </w:abstractNum>
-  <w:abstractNum w:abstractNumId="22" w15:restartNumberingAfterBreak="0">
+  <w:abstractNum w:abstractNumId="24" w15:restartNumberingAfterBreak="0">
     <w:nsid w:val="5BCA0D98"/>
     <w:multiLevelType w:val="multilevel"/>
     <w:tmpl w:val="5AD0315A"/>
@@ -3439,7 +3795,7 @@
       </w:rPr>
     </w:lvl>
   </w:abstractNum>
-  <w:abstractNum w:abstractNumId="23" w15:restartNumberingAfterBreak="0">
+  <w:abstractNum w:abstractNumId="25" w15:restartNumberingAfterBreak="0">
     <w:nsid w:val="5E147F45"/>
     <w:multiLevelType w:val="hybridMultilevel"/>
     <w:tmpl w:val="299EF352"/>
@@ -3528,7 +3884,7 @@
       </w:pPr>
     </w:lvl>
   </w:abstractNum>
-  <w:abstractNum w:abstractNumId="24" w15:restartNumberingAfterBreak="0">
+  <w:abstractNum w:abstractNumId="26" w15:restartNumberingAfterBreak="0">
     <w:nsid w:val="5F853C01"/>
     <w:multiLevelType w:val="hybridMultilevel"/>
     <w:tmpl w:val="0ABE8962"/>
@@ -3617,7 +3973,97 @@
       </w:pPr>
     </w:lvl>
   </w:abstractNum>
-  <w:abstractNum w:abstractNumId="25" w15:restartNumberingAfterBreak="0">
+  <w:abstractNum w:abstractNumId="27" w15:restartNumberingAfterBreak="0">
+    <w:nsid w:val="627F5C83"/>
+    <w:multiLevelType w:val="hybridMultilevel"/>
+    <w:tmpl w:val="79D6A4BC"/>
+    <w:lvl w:ilvl="0" w:tplc="5EAEA960">
+      <w:start w:val="1"/>
+      <w:numFmt w:val="lowerLetter"/>
+      <w:lvlText w:val="%1)"/>
+      <w:lvlJc w:val="left"/>
+      <w:pPr>
+        <w:ind w:left="720" w:hanging="360"/>
+      </w:pPr>
+      <w:rPr>
+        <w:rFonts w:hint="default"/>
+        <w:b/>
+      </w:rPr>
+    </w:lvl>
+    <w:lvl w:ilvl="1" w:tplc="0C0A0019" w:tentative="1">
+      <w:start w:val="1"/>
+      <w:numFmt w:val="lowerLetter"/>
+      <w:lvlText w:val="%2."/>
+      <w:lvlJc w:val="left"/>
+      <w:pPr>
+        <w:ind w:left="1440" w:hanging="360"/>
+      </w:pPr>
+    </w:lvl>
+    <w:lvl w:ilvl="2" w:tplc="0C0A001B" w:tentative="1">
+      <w:start w:val="1"/>
+      <w:numFmt w:val="lowerRoman"/>
+      <w:lvlText w:val="%3."/>
+      <w:lvlJc w:val="right"/>
+      <w:pPr>
+        <w:ind w:left="2160" w:hanging="180"/>
+      </w:pPr>
+    </w:lvl>
+    <w:lvl w:ilvl="3" w:tplc="0C0A000F" w:tentative="1">
+      <w:start w:val="1"/>
+      <w:numFmt w:val="decimal"/>
+      <w:lvlText w:val="%4."/>
+      <w:lvlJc w:val="left"/>
+      <w:pPr>
+        <w:ind w:left="2880" w:hanging="360"/>
+      </w:pPr>
+    </w:lvl>
+    <w:lvl w:ilvl="4" w:tplc="0C0A0019" w:tentative="1">
+      <w:start w:val="1"/>
+      <w:numFmt w:val="lowerLetter"/>
+      <w:lvlText w:val="%5."/>
+      <w:lvlJc w:val="left"/>
+      <w:pPr>
+        <w:ind w:left="3600" w:hanging="360"/>
+      </w:pPr>
+    </w:lvl>
+    <w:lvl w:ilvl="5" w:tplc="0C0A001B" w:tentative="1">
+      <w:start w:val="1"/>
+      <w:numFmt w:val="lowerRoman"/>
+      <w:lvlText w:val="%6."/>
+      <w:lvlJc w:val="right"/>
+      <w:pPr>
+        <w:ind w:left="4320" w:hanging="180"/>
+      </w:pPr>
+    </w:lvl>
+    <w:lvl w:ilvl="6" w:tplc="0C0A000F" w:tentative="1">
+      <w:start w:val="1"/>
+      <w:numFmt w:val="decimal"/>
+      <w:lvlText w:val="%7."/>
+      <w:lvlJc w:val="left"/>
+      <w:pPr>
+        <w:ind w:left="5040" w:hanging="360"/>
+      </w:pPr>
+    </w:lvl>
+    <w:lvl w:ilvl="7" w:tplc="0C0A0019" w:tentative="1">
+      <w:start w:val="1"/>
+      <w:numFmt w:val="lowerLetter"/>
+      <w:lvlText w:val="%8."/>
+      <w:lvlJc w:val="left"/>
+      <w:pPr>
+        <w:ind w:left="5760" w:hanging="360"/>
+      </w:pPr>
+    </w:lvl>
+    <w:lvl w:ilvl="8" w:tplc="0C0A001B" w:tentative="1">
+      <w:start w:val="1"/>
+      <w:numFmt w:val="lowerRoman"/>
+      <w:lvlText w:val="%9."/>
+      <w:lvlJc w:val="right"/>
+      <w:pPr>
+        <w:ind w:left="6480" w:hanging="180"/>
+      </w:pPr>
+    </w:lvl>
+  </w:abstractNum>
+  <w:abstractNum w:abstractNumId="28" w15:restartNumberingAfterBreak="0">
     <w:nsid w:val="65DA1D96"/>
     <w:multiLevelType w:val="hybridMultilevel"/>
     <w:tmpl w:val="D0A4DF8A"/>
@@ -3706,7 +4152,7 @@
       </w:pPr>
     </w:lvl>
   </w:abstractNum>
-  <w:abstractNum w:abstractNumId="26" w15:restartNumberingAfterBreak="0">
+  <w:abstractNum w:abstractNumId="29" w15:restartNumberingAfterBreak="0">
     <w:nsid w:val="70BF2DB1"/>
     <w:multiLevelType w:val="hybridMultilevel"/>
     <w:tmpl w:val="84BC9020"/>
@@ -3819,7 +4265,7 @@
       </w:rPr>
     </w:lvl>
   </w:abstractNum>
-  <w:abstractNum w:abstractNumId="27" w15:restartNumberingAfterBreak="0">
+  <w:abstractNum w:abstractNumId="30" w15:restartNumberingAfterBreak="0">
     <w:nsid w:val="71616126"/>
     <w:multiLevelType w:val="hybridMultilevel"/>
     <w:tmpl w:val="3DEE5E3A"/>
@@ -3908,7 +4354,7 @@
       </w:pPr>
     </w:lvl>
   </w:abstractNum>
-  <w:abstractNum w:abstractNumId="28" w15:restartNumberingAfterBreak="0">
+  <w:abstractNum w:abstractNumId="31" w15:restartNumberingAfterBreak="0">
     <w:nsid w:val="75C71A0F"/>
     <w:multiLevelType w:val="hybridMultilevel"/>
     <w:tmpl w:val="809425FC"/>
@@ -3997,7 +4443,7 @@
       </w:pPr>
     </w:lvl>
   </w:abstractNum>
-  <w:abstractNum w:abstractNumId="29" w15:restartNumberingAfterBreak="0">
+  <w:abstractNum w:abstractNumId="32" w15:restartNumberingAfterBreak="0">
     <w:nsid w:val="7A47424A"/>
     <w:multiLevelType w:val="hybridMultilevel"/>
     <w:tmpl w:val="044064BA"/>
@@ -4110,7 +4556,7 @@
       </w:rPr>
     </w:lvl>
   </w:abstractNum>
-  <w:abstractNum w:abstractNumId="30" w15:restartNumberingAfterBreak="0">
+  <w:abstractNum w:abstractNumId="33" w15:restartNumberingAfterBreak="0">
     <w:nsid w:val="7AFF6C9A"/>
     <w:multiLevelType w:val="hybridMultilevel"/>
     <w:tmpl w:val="D7C68142"/>
@@ -4199,7 +4645,7 @@
       </w:pPr>
     </w:lvl>
   </w:abstractNum>
-  <w:abstractNum w:abstractNumId="31" w15:restartNumberingAfterBreak="0">
+  <w:abstractNum w:abstractNumId="34" w15:restartNumberingAfterBreak="0">
     <w:nsid w:val="7EC344E9"/>
     <w:multiLevelType w:val="hybridMultilevel"/>
     <w:tmpl w:val="532E9BC6"/>
@@ -4289,82 +4735,82 @@
     </w:lvl>
   </w:abstractNum>
   <w:num w:numId="1" w16cid:durableId="672955380">
-    <w:abstractNumId w:val="31"/>
+    <w:abstractNumId w:val="34"/>
   </w:num>
   <w:num w:numId="2" w16cid:durableId="1026370488">
     <w:abstractNumId w:val="0"/>
   </w:num>
   <w:num w:numId="3" w16cid:durableId="1443262870">
-    <w:abstractNumId w:val="19"/>
+    <w:abstractNumId w:val="21"/>
   </w:num>
   <w:num w:numId="4" w16cid:durableId="1991011018">
+    <w:abstractNumId w:val="31"/>
+  </w:num>
+  <w:num w:numId="5" w16cid:durableId="1509638653">
     <w:abstractNumId w:val="28"/>
   </w:num>
-  <w:num w:numId="5" w16cid:durableId="1509638653">
+  <w:num w:numId="6" w16cid:durableId="943153707">
+    <w:abstractNumId w:val="6"/>
+  </w:num>
+  <w:num w:numId="7" w16cid:durableId="1604610309">
+    <w:abstractNumId w:val="5"/>
+  </w:num>
+  <w:num w:numId="8" w16cid:durableId="1085154257">
+    <w:abstractNumId w:val="17"/>
+  </w:num>
+  <w:num w:numId="9" w16cid:durableId="1271282161">
+    <w:abstractNumId w:val="13"/>
+  </w:num>
+  <w:num w:numId="10" w16cid:durableId="829640183">
+    <w:abstractNumId w:val="20"/>
+  </w:num>
+  <w:num w:numId="11" w16cid:durableId="1197767182">
+    <w:abstractNumId w:val="16"/>
+  </w:num>
+  <w:num w:numId="12" w16cid:durableId="732578365">
+    <w:abstractNumId w:val="29"/>
+  </w:num>
+  <w:num w:numId="13" w16cid:durableId="1590237569">
+    <w:abstractNumId w:val="12"/>
+  </w:num>
+  <w:num w:numId="14" w16cid:durableId="1579946494">
+    <w:abstractNumId w:val="11"/>
+  </w:num>
+  <w:num w:numId="15" w16cid:durableId="1160584372">
+    <w:abstractNumId w:val="15"/>
+  </w:num>
+  <w:num w:numId="16" w16cid:durableId="1315839175">
+    <w:abstractNumId w:val="14"/>
+  </w:num>
+  <w:num w:numId="17" w16cid:durableId="1967270864">
     <w:abstractNumId w:val="25"/>
   </w:num>
-  <w:num w:numId="6" w16cid:durableId="943153707">
-    <w:abstractNumId w:val="5"/>
+  <w:num w:numId="18" w16cid:durableId="2081444704">
+    <w:abstractNumId w:val="10"/>
   </w:num>
-  <w:num w:numId="7" w16cid:durableId="1604610309">
-    <w:abstractNumId w:val="4"/>
-  </w:num>
-  <w:num w:numId="8" w16cid:durableId="1085154257">
-    <w:abstractNumId w:val="15"/>
-  </w:num>
-  <w:num w:numId="9" w16cid:durableId="1271282161">
-    <w:abstractNumId w:val="11"/>
-  </w:num>
-  <w:num w:numId="10" w16cid:durableId="829640183">
-    <w:abstractNumId w:val="18"/>
-  </w:num>
-  <w:num w:numId="11" w16cid:durableId="1197767182">
-    <w:abstractNumId w:val="14"/>
-  </w:num>
-  <w:num w:numId="12" w16cid:durableId="732578365">
+  <w:num w:numId="19" w16cid:durableId="1345012780">
     <w:abstractNumId w:val="26"/>
   </w:num>
-  <w:num w:numId="13" w16cid:durableId="1590237569">
-    <w:abstractNumId w:val="10"/>
+  <w:num w:numId="20" w16cid:durableId="632640655">
+    <w:abstractNumId w:val="23"/>
   </w:num>
-  <w:num w:numId="14" w16cid:durableId="1579946494">
+  <w:num w:numId="21" w16cid:durableId="1891914836">
+    <w:abstractNumId w:val="33"/>
+  </w:num>
+  <w:num w:numId="22" w16cid:durableId="1962883259">
+    <w:abstractNumId w:val="22"/>
+  </w:num>
+  <w:num w:numId="23" w16cid:durableId="326401924">
     <w:abstractNumId w:val="9"/>
   </w:num>
-  <w:num w:numId="15" w16cid:durableId="1160584372">
-    <w:abstractNumId w:val="13"/>
+  <w:num w:numId="24" w16cid:durableId="1895776610">
+    <w:abstractNumId w:val="32"/>
   </w:num>
-  <w:num w:numId="16" w16cid:durableId="1315839175">
-    <w:abstractNumId w:val="12"/>
-  </w:num>
-  <w:num w:numId="17" w16cid:durableId="1967270864">
-    <w:abstractNumId w:val="23"/>
-  </w:num>
-  <w:num w:numId="18" w16cid:durableId="2081444704">
-    <w:abstractNumId w:val="8"/>
-  </w:num>
-  <w:num w:numId="19" w16cid:durableId="1345012780">
-    <w:abstractNumId w:val="24"/>
-  </w:num>
-  <w:num w:numId="20" w16cid:durableId="632640655">
-    <w:abstractNumId w:val="21"/>
-  </w:num>
-  <w:num w:numId="21" w16cid:durableId="1891914836">
-    <w:abstractNumId w:val="30"/>
-  </w:num>
-  <w:num w:numId="22" w16cid:durableId="1962883259">
-    <w:abstractNumId w:val="20"/>
-  </w:num>
-  <w:num w:numId="23" w16cid:durableId="326401924">
+  <w:num w:numId="25" w16cid:durableId="2133549600">
     <w:abstractNumId w:val="7"/>
   </w:num>
-  <w:num w:numId="24" w16cid:durableId="1895776610">
-    <w:abstractNumId w:val="29"/>
-  </w:num>
-  <w:num w:numId="25" w16cid:durableId="2133549600">
-    <w:abstractNumId w:val="6"/>
-  </w:num>
   <w:num w:numId="26" w16cid:durableId="717969653">
-    <w:abstractNumId w:val="16"/>
+    <w:abstractNumId w:val="18"/>
   </w:num>
   <w:num w:numId="27" w16cid:durableId="198014558">
     <w:abstractNumId w:val="3"/>
@@ -4373,16 +4819,25 @@
     <w:abstractNumId w:val="2"/>
   </w:num>
   <w:num w:numId="29" w16cid:durableId="980962236">
-    <w:abstractNumId w:val="27"/>
+    <w:abstractNumId w:val="30"/>
   </w:num>
   <w:num w:numId="30" w16cid:durableId="1321228123">
     <w:abstractNumId w:val="1"/>
   </w:num>
   <w:num w:numId="31" w16cid:durableId="1780221115">
-    <w:abstractNumId w:val="17"/>
+    <w:abstractNumId w:val="19"/>
   </w:num>
   <w:num w:numId="32" w16cid:durableId="1569921850">
-    <w:abstractNumId w:val="22"/>
+    <w:abstractNumId w:val="24"/>
+  </w:num>
+  <w:num w:numId="33" w16cid:durableId="573047407">
+    <w:abstractNumId w:val="4"/>
+  </w:num>
+  <w:num w:numId="34" w16cid:durableId="1352027841">
+    <w:abstractNumId w:val="8"/>
+  </w:num>
+  <w:num w:numId="35" w16cid:durableId="1991400925">
+    <w:abstractNumId w:val="27"/>
   </w:num>
 </w:numbering>
 </file>
